--- a/PHY151/handouts/PHY151_LB04_Newtons_Second_Law_Example_Starter.docx
+++ b/PHY151/handouts/PHY151_LB04_Newtons_Second_Law_Example_Starter.docx
@@ -1353,7 +1353,7 @@
           <w:sz w:val="19"/>
           <w:szCs w:val="19"/>
         </w:rPr>
-        <w:t xml:space="preserve">Answer the handout's discussion questions here, in paragraphs, in a dedicated section. Do not restate the question before answering it.</w:t>
+        <w:t xml:space="preserve">Answer all three Additional Questions (AQ1–AQ3) from the handout here, in paragraphs, showing the derivations rather than only quoting the results. Do not restate the question before answering it. The handout’s Discussion prompts belong in the Discussion section above, not here. If you attempt the optional bonus, put it after AQ3 under its own heading.</w:t>
       </w:r>
     </w:p>
     <w:p>
